--- a/DOTween.docx
+++ b/DOTween.docx
@@ -37,168 +37,187 @@
     <w:p>
       <w:pPr>
         <w:rPr>
-          <w:rFonts w:hint="eastAsia"/>
-          <w:lang w:val="en-US" w:eastAsia="zh-CN"/>
-        </w:rPr>
-      </w:pPr>
-      <w:r>
-        <w:rPr>
-          <w:rFonts w:hint="eastAsia"/>
-          <w:lang w:val="en-US" w:eastAsia="zh-CN"/>
-        </w:rPr>
-        <w:t>using DG.Tweening</w:t>
-      </w:r>
-    </w:p>
-    <w:p>
-      <w:pPr>
-        <w:rPr>
-          <w:rFonts w:hint="eastAsia"/>
-          <w:lang w:val="en-US" w:eastAsia="zh-CN"/>
-        </w:rPr>
-      </w:pPr>
-    </w:p>
-    <w:p>
-      <w:pPr>
-        <w:rPr>
-          <w:rFonts w:hint="eastAsia"/>
-          <w:lang w:val="en-US" w:eastAsia="zh-CN"/>
-        </w:rPr>
-      </w:pPr>
-      <w:r>
-        <w:rPr>
-          <w:rFonts w:hint="eastAsia"/>
-          <w:lang w:val="en-US" w:eastAsia="zh-CN"/>
-        </w:rPr>
-        <w:t>初始化：,如果有使用过一次初始化则需要在任何的tween之前调用该方法一次</w:t>
-      </w:r>
-    </w:p>
-    <w:p>
-      <w:pPr>
-        <w:rPr>
-          <w:rFonts w:hint="eastAsia"/>
-          <w:lang w:val="en-US" w:eastAsia="zh-CN"/>
-        </w:rPr>
-      </w:pPr>
-    </w:p>
-    <w:p>
-      <w:pPr>
-        <w:rPr>
-          <w:rFonts w:hint="default"/>
-          <w:lang w:val="en-US" w:eastAsia="zh-CN"/>
-        </w:rPr>
-      </w:pPr>
-      <w:r>
-        <w:rPr>
-          <w:rFonts w:hint="default"/>
-          <w:lang w:val="en-US" w:eastAsia="zh-CN"/>
-        </w:rPr>
-        <w:t>DOTween.Init(bool recycleAllByDefault = false</w:t>
-      </w:r>
-      <w:r>
-        <w:rPr>
-          <w:rFonts w:hint="eastAsia"/>
-          <w:lang w:val="en-US" w:eastAsia="zh-CN"/>
-        </w:rPr>
-        <w:t>（对象池回收）</w:t>
-      </w:r>
-      <w:r>
-        <w:rPr>
-          <w:rFonts w:hint="default"/>
-          <w:lang w:val="en-US" w:eastAsia="zh-CN"/>
-        </w:rPr>
-        <w:t>, bool useSafeMode = true</w:t>
-      </w:r>
-      <w:r>
-        <w:rPr>
-          <w:rFonts w:hint="eastAsia"/>
-          <w:lang w:val="en-US" w:eastAsia="zh-CN"/>
-        </w:rPr>
-        <w:t>（安全模式，自动处理销毁破坏之类的事情）</w:t>
-      </w:r>
-      <w:r>
-        <w:rPr>
-          <w:rFonts w:hint="default"/>
-          <w:lang w:val="en-US" w:eastAsia="zh-CN"/>
-        </w:rPr>
-        <w:t>, LogBehaviour logBehaviour = LogBehaviour.ErrorsOnly</w:t>
-      </w:r>
-      <w:r>
-        <w:rPr>
-          <w:rFonts w:hint="eastAsia"/>
-          <w:lang w:val="en-US" w:eastAsia="zh-CN"/>
-        </w:rPr>
-        <w:t>（只记录）</w:t>
-      </w:r>
-      <w:r>
-        <w:rPr>
-          <w:rFonts w:hint="default"/>
-          <w:lang w:val="en-US" w:eastAsia="zh-CN"/>
-        </w:rPr>
-        <w:t>)</w:t>
-      </w:r>
-    </w:p>
-    <w:p>
-      <w:pPr>
-        <w:rPr>
-          <w:rFonts w:hint="default"/>
-          <w:lang w:val="en-US" w:eastAsia="zh-CN"/>
-        </w:rPr>
-      </w:pPr>
-      <w:r>
-        <w:rPr>
-          <w:rFonts w:hint="default"/>
-          <w:lang w:val="en-US" w:eastAsia="zh-CN"/>
-        </w:rPr>
-        <w:t>DOTween.Init();</w:t>
-      </w:r>
-    </w:p>
-    <w:p>
-      <w:pPr>
-        <w:rPr>
-          <w:rFonts w:hint="default"/>
-          <w:lang w:val="en-US" w:eastAsia="zh-CN"/>
-        </w:rPr>
-      </w:pPr>
-    </w:p>
-    <w:p>
-      <w:pPr>
-        <w:rPr>
-          <w:rFonts w:hint="eastAsia"/>
-          <w:lang w:val="en-US" w:eastAsia="zh-CN"/>
-        </w:rPr>
-      </w:pPr>
-      <w:r>
-        <w:rPr>
-          <w:rFonts w:hint="eastAsia"/>
-          <w:lang w:val="en-US" w:eastAsia="zh-CN"/>
-        </w:rPr>
-        <w:t>新的动画前需要DOKILL上一个动画，保证安全播放</w:t>
-      </w:r>
-    </w:p>
-    <w:p>
-      <w:pPr>
-        <w:rPr>
-          <w:rFonts w:hint="eastAsia"/>
-          <w:lang w:val="en-US" w:eastAsia="zh-CN"/>
-        </w:rPr>
-      </w:pPr>
-    </w:p>
-    <w:p>
-      <w:pPr>
-        <w:rPr>
-          <w:rFonts w:hint="eastAsia"/>
-          <w:lang w:val="en-US" w:eastAsia="zh-CN"/>
-        </w:rPr>
-      </w:pPr>
-      <w:r>
-        <w:rPr>
-          <w:rFonts w:hint="eastAsia"/>
-          <w:lang w:val="en-US" w:eastAsia="zh-CN"/>
-        </w:rPr>
-        <w:t>Time.timeScale  = 0 会将动画也暂停，可以通过在创建的动画加上SetUpdate(true)来保证动画的运行</w:t>
+          <w:rFonts w:hint="default"/>
+          <w:color w:val="0000FF"/>
+          <w:highlight w:val="yellow"/>
+          <w:lang w:val="en-US" w:eastAsia="zh-CN"/>
+        </w:rPr>
+      </w:pPr>
+      <w:r>
+        <w:rPr>
+          <w:rFonts w:hint="eastAsia"/>
+          <w:color w:val="0000FF"/>
+          <w:highlight w:val="yellow"/>
+          <w:lang w:val="en-US" w:eastAsia="zh-CN"/>
+        </w:rPr>
+        <w:t xml:space="preserve"> 手动杀死动画避免内存错误</w:t>
       </w:r>
       <w:bookmarkStart w:id="0" w:name="_GoBack"/>
       <w:bookmarkEnd w:id="0"/>
+    </w:p>
+    <w:p>
+      <w:pPr>
+        <w:rPr>
+          <w:rFonts w:hint="eastAsia"/>
+          <w:lang w:val="en-US" w:eastAsia="zh-CN"/>
+        </w:rPr>
+      </w:pPr>
+      <w:r>
+        <w:rPr>
+          <w:rFonts w:hint="eastAsia"/>
+          <w:lang w:val="en-US" w:eastAsia="zh-CN"/>
+        </w:rPr>
+        <w:t>using DG.Tweening</w:t>
+      </w:r>
+    </w:p>
+    <w:p>
+      <w:pPr>
+        <w:rPr>
+          <w:rFonts w:hint="eastAsia"/>
+          <w:lang w:val="en-US" w:eastAsia="zh-CN"/>
+        </w:rPr>
+      </w:pPr>
+    </w:p>
+    <w:p>
+      <w:pPr>
+        <w:rPr>
+          <w:rFonts w:hint="eastAsia"/>
+          <w:lang w:val="en-US" w:eastAsia="zh-CN"/>
+        </w:rPr>
+      </w:pPr>
+      <w:r>
+        <w:rPr>
+          <w:rFonts w:hint="eastAsia"/>
+          <w:lang w:val="en-US" w:eastAsia="zh-CN"/>
+        </w:rPr>
+        <w:t>初始化：,如果有使用过一次初始化则需要在任何的tween之前调用该方法一次</w:t>
+      </w:r>
+    </w:p>
+    <w:p>
+      <w:pPr>
+        <w:rPr>
+          <w:rFonts w:hint="eastAsia"/>
+          <w:lang w:val="en-US" w:eastAsia="zh-CN"/>
+        </w:rPr>
+      </w:pPr>
+    </w:p>
+    <w:p>
+      <w:pPr>
+        <w:rPr>
+          <w:rFonts w:hint="default"/>
+          <w:lang w:val="en-US" w:eastAsia="zh-CN"/>
+        </w:rPr>
+      </w:pPr>
+      <w:r>
+        <w:rPr>
+          <w:rFonts w:hint="default"/>
+          <w:lang w:val="en-US" w:eastAsia="zh-CN"/>
+        </w:rPr>
+        <w:t>DOTween.Init(bool recycleAllByDefault = false</w:t>
+      </w:r>
+      <w:r>
+        <w:rPr>
+          <w:rFonts w:hint="eastAsia"/>
+          <w:lang w:val="en-US" w:eastAsia="zh-CN"/>
+        </w:rPr>
+        <w:t>（对象池回收）</w:t>
+      </w:r>
+      <w:r>
+        <w:rPr>
+          <w:rFonts w:hint="default"/>
+          <w:lang w:val="en-US" w:eastAsia="zh-CN"/>
+        </w:rPr>
+        <w:t>, bool useSafeMode = true</w:t>
+      </w:r>
+      <w:r>
+        <w:rPr>
+          <w:rFonts w:hint="eastAsia"/>
+          <w:lang w:val="en-US" w:eastAsia="zh-CN"/>
+        </w:rPr>
+        <w:t>（安全模式，自动处理销毁破坏之类的事情）</w:t>
+      </w:r>
+      <w:r>
+        <w:rPr>
+          <w:rFonts w:hint="default"/>
+          <w:lang w:val="en-US" w:eastAsia="zh-CN"/>
+        </w:rPr>
+        <w:t>, LogBehaviour logBehaviour = LogBehaviour.ErrorsOnly</w:t>
+      </w:r>
+      <w:r>
+        <w:rPr>
+          <w:rFonts w:hint="eastAsia"/>
+          <w:lang w:val="en-US" w:eastAsia="zh-CN"/>
+        </w:rPr>
+        <w:t>（只记录）</w:t>
+      </w:r>
+      <w:r>
+        <w:rPr>
+          <w:rFonts w:hint="default"/>
+          <w:lang w:val="en-US" w:eastAsia="zh-CN"/>
+        </w:rPr>
+        <w:t>)</w:t>
+      </w:r>
+    </w:p>
+    <w:p>
+      <w:pPr>
+        <w:rPr>
+          <w:rFonts w:hint="default"/>
+          <w:lang w:val="en-US" w:eastAsia="zh-CN"/>
+        </w:rPr>
+      </w:pPr>
+      <w:r>
+        <w:rPr>
+          <w:rFonts w:hint="default"/>
+          <w:lang w:val="en-US" w:eastAsia="zh-CN"/>
+        </w:rPr>
+        <w:t>DOTween.Init();</w:t>
+      </w:r>
+    </w:p>
+    <w:p>
+      <w:pPr>
+        <w:rPr>
+          <w:rFonts w:hint="default"/>
+          <w:lang w:val="en-US" w:eastAsia="zh-CN"/>
+        </w:rPr>
+      </w:pPr>
+    </w:p>
+    <w:p>
+      <w:pPr>
+        <w:rPr>
+          <w:rFonts w:hint="eastAsia"/>
+          <w:lang w:val="en-US" w:eastAsia="zh-CN"/>
+        </w:rPr>
+      </w:pPr>
+      <w:r>
+        <w:rPr>
+          <w:rFonts w:hint="eastAsia"/>
+          <w:lang w:val="en-US" w:eastAsia="zh-CN"/>
+        </w:rPr>
+        <w:t>新的动画前需要DOKILL上一个动画，保证安全播放</w:t>
+      </w:r>
+    </w:p>
+    <w:p>
+      <w:pPr>
+        <w:rPr>
+          <w:rFonts w:hint="eastAsia"/>
+          <w:lang w:val="en-US" w:eastAsia="zh-CN"/>
+        </w:rPr>
+      </w:pPr>
+    </w:p>
+    <w:p>
+      <w:pPr>
+        <w:rPr>
+          <w:rFonts w:hint="eastAsia"/>
+          <w:lang w:val="en-US" w:eastAsia="zh-CN"/>
+        </w:rPr>
+      </w:pPr>
+      <w:r>
+        <w:rPr>
+          <w:rFonts w:hint="eastAsia"/>
+          <w:lang w:val="en-US" w:eastAsia="zh-CN"/>
+        </w:rPr>
+        <w:t>Time.timeScale  = 0 会将动画也暂停，可以通过在创建的动画加上SetUpdate(true)来保证动画的运行</w:t>
+      </w:r>
     </w:p>
     <w:p>
       <w:pPr>
@@ -10488,7 +10507,7 @@
 </file>
 
 <file path=word/numbering.xml><?xml version="1.0" encoding="utf-8"?>
-<w:numbering xmlns:wpc="http://schemas.microsoft.com/office/word/2010/wordprocessingCanvas" xmlns:mc="http://schemas.openxmlformats.org/markup-compatibility/2006" xmlns:o="urn:schemas-microsoft-com:office:office" xmlns:r="http://schemas.openxmlformats.org/officeDocument/2006/relationships" xmlns:m="http://schemas.openxmlformats.org/officeDocument/2006/math" xmlns:v="urn:schemas-microsoft-com:vml" xmlns:wp14="http://schemas.microsoft.com/office/word/2010/wordprocessingDrawing" xmlns:wp="http://schemas.openxmlformats.org/drawingml/2006/wordprocessingDrawing" xmlns:w10="urn:schemas-microsoft-com:office:word" xmlns:w="http://schemas.openxmlformats.org/wordprocessingml/2006/main" xmlns:w14="http://schemas.microsoft.com/office/word/2010/wordml" xmlns:wpg="http://schemas.microsoft.com/office/word/2010/wordprocessingGroup" xmlns:wpi="http://schemas.microsoft.com/office/word/2010/wordprocessingInk" xmlns:wne="http://schemas.microsoft.com/office/word/2006/wordml" xmlns:wps="http://schemas.microsoft.com/office/word/2010/wordprocessingShape" mc:Ignorable="w14 wp14">
+<w:numbering xmlns:wpc="http://schemas.microsoft.com/office/word/2010/wordprocessingCanvas" xmlns:mc="http://schemas.openxmlformats.org/markup-compatibility/2006" xmlns:o="urn:schemas-microsoft-com:office:office" xmlns:r="http://schemas.openxmlformats.org/officeDocument/2006/relationships" xmlns:m="http://schemas.openxmlformats.org/officeDocument/2006/math" xmlns:v="urn:schemas-microsoft-com:vml" xmlns:wp14="http://schemas.microsoft.com/office/word/2010/wordprocessingDrawing" xmlns:wp="http://schemas.openxmlformats.org/drawingml/2006/wordprocessingDrawing" xmlns:w10="urn:schemas-microsoft-com:office:word" xmlns:w="http://schemas.openxmlformats.org/wordprocessingml/2006/main" xmlns:w14="http://schemas.microsoft.com/office/word/2010/wordml" xmlns:wpg="http://schemas.microsoft.com/office/word/2010/wordprocessingGroup" xmlns:wpi="http://schemas.microsoft.com/office/word/2010/wordprocessingInk" xmlns:wne="http://schemas.microsoft.com/office/word/2006/wordml" xmlns:wps="http://schemas.microsoft.com/office/word/2010/wordprocessingShape" xmlns:wpsCustomData="http://www.wps.cn/officeDocument/2013/wpsCustomData" mc:Ignorable="w14 wp14">
   <w:abstractNum w:abstractNumId="0">
     <w:nsid w:val="71BF8E2A"/>
     <w:multiLevelType w:val="multilevel"/>
@@ -10632,13 +10651,14 @@
 </file>
 
 <file path=word/styles.xml><?xml version="1.0" encoding="utf-8"?>
-<w:styles xmlns:mc="http://schemas.openxmlformats.org/markup-compatibility/2006" xmlns:o="urn:schemas-microsoft-com:office:office" xmlns:r="http://schemas.openxmlformats.org/officeDocument/2006/relationships" xmlns:m="http://schemas.openxmlformats.org/officeDocument/2006/math" xmlns:v="urn:schemas-microsoft-com:vml" xmlns:w="http://schemas.openxmlformats.org/wordprocessingml/2006/main" xmlns:w14="http://schemas.microsoft.com/office/word/2010/wordml" xmlns:w10="urn:schemas-microsoft-com:office:word" xmlns:sl="http://schemas.openxmlformats.org/schemaLibrary/2006/main" mc:Ignorable="w14">
+<w:styles xmlns:mc="http://schemas.openxmlformats.org/markup-compatibility/2006" xmlns:o="urn:schemas-microsoft-com:office:office" xmlns:r="http://schemas.openxmlformats.org/officeDocument/2006/relationships" xmlns:m="http://schemas.openxmlformats.org/officeDocument/2006/math" xmlns:v="urn:schemas-microsoft-com:vml" xmlns:w="http://schemas.openxmlformats.org/wordprocessingml/2006/main" xmlns:w14="http://schemas.microsoft.com/office/word/2010/wordml" xmlns:w10="urn:schemas-microsoft-com:office:word" xmlns:sl="http://schemas.openxmlformats.org/schemaLibrary/2006/main" xmlns:wpsCustomData="http://www.wps.cn/officeDocument/2013/wpsCustomData" mc:Ignorable="w14">
   <w:docDefaults>
     <w:rPrDefault>
       <w:rPr>
         <w:rFonts w:ascii="Times New Roman" w:hAnsi="Times New Roman" w:eastAsia="宋体" w:cs="Times New Roman"/>
       </w:rPr>
     </w:rPrDefault>
+    <w:pPrDefault/>
   </w:docDefaults>
   <w:latentStyles w:count="260" w:defQFormat="0" w:defUnhideWhenUsed="1" w:defSemiHidden="1" w:defUIPriority="99" w:defLockedState="0">
     <w:lsdException w:qFormat="1" w:unhideWhenUsed="0" w:uiPriority="0" w:semiHidden="0" w:name="Normal"/>
@@ -10971,7 +10991,6 @@
     <w:semiHidden/>
     <w:uiPriority w:val="0"/>
     <w:tblPr>
-      <w:tblLayout w:type="fixed"/>
       <w:tblCellMar>
         <w:top w:w="0" w:type="dxa"/>
         <w:left w:w="108" w:type="dxa"/>
@@ -11246,20 +11265,4 @@
   </a:themeElements>
   <a:objectDefaults/>
 </a:theme>
-</file>
-
-<file path=customXml/item1.xml><?xml version="1.0" encoding="utf-8"?>
-<s:customData xmlns="http://www.wps.cn/officeDocument/2013/wpsCustomData" xmlns:s="http://www.wps.cn/officeDocument/2013/wpsCustomData">
-  <customSectProps>
-    <customSectPr/>
-  </customSectProps>
-</s:customData>
-</file>
-
-<file path=customXml/itemProps1.xml><?xml version="1.0" encoding="utf-8"?>
-<ds:datastoreItem xmlns:ds="http://schemas.openxmlformats.org/officeDocument/2006/customXml" ds:itemID="{B1977F7D-205B-4081-913C-38D41E755F92}">
-  <ds:schemaRefs>
-    <ds:schemaRef ds:uri="http://www.wps.cn/officeDocument/2013/wpsCustomData"/>
-  </ds:schemaRefs>
-</ds:datastoreItem>
 </file>